--- a/seminars/global-market-entry/Facilitator_Guide.docx
+++ b/seminars/global-market-entry/Facilitator_Guide.docx
@@ -2067,6 +2067,21 @@
     </w:p>
     <w:p>
       <w:pPr>
+        <w:spacing w:after="100"/>
+      </w:pPr>
+      <w:r>
+        <w:rPr>
+          <w:rFonts w:ascii="Calibri" w:hAnsi="Calibri"/>
+          <w:b w:val="0"/>
+          <w:i w:val="0"/>
+          <w:color w:val="22333B"/>
+          <w:sz w:val="19"/>
+        </w:rPr>
+        <w:t>The slide's “what you are not told” panel is deliberate. The brief withholds the exact wording of the intended purpose, whether the algorithm is placed on the market separately, and whether the patch is supplied sterile — the three things a competent regulatory lead would establish before classifying anything. If a table asks, answer in character and stay consistent. If nobody asks, raise it in the debrief.</w:t>
+      </w:r>
+    </w:p>
+    <w:p>
+      <w:pPr>
         <w:keepNext/>
         <w:spacing w:after="80" w:before="180"/>
       </w:pPr>
@@ -2682,6 +2697,36 @@
     <w:p>
       <w:pPr>
         <w:keepNext/>
+        <w:spacing w:after="80" w:before="180"/>
+      </w:pPr>
+      <w:r>
+        <w:rPr>
+          <w:rFonts w:ascii="Cambria" w:hAnsi="Cambria"/>
+          <w:b/>
+          <w:color w:val="1B3A4B"/>
+          <w:sz w:val="26"/>
+        </w:rPr>
+        <w:t>Capture the room's answers</w:t>
+      </w:r>
+    </w:p>
+    <w:p>
+      <w:pPr>
+        <w:spacing w:after="100"/>
+      </w:pPr>
+      <w:r>
+        <w:rPr>
+          <w:rFonts w:ascii="Calibri" w:hAnsi="Calibri"/>
+          <w:b w:val="0"/>
+          <w:i w:val="0"/>
+          <w:color w:val="22333B"/>
+          <w:sz w:val="19"/>
+        </w:rPr>
+        <w:t>Question 3 is the one that transfers. Write up what the tables concluded about the EU/UK divergence and carry it into Part 3 — slide 33 pays it off explicitly, and referring back to what this room said lands far better than referring to the slide.</w:t>
+      </w:r>
+    </w:p>
+    <w:p>
+      <w:pPr>
+        <w:keepNext/>
         <w:spacing w:after="60"/>
       </w:pPr>
       <w:r>
@@ -2692,7 +2737,7 @@
           <w:color w:val="4E626D"/>
           <w:sz w:val="18"/>
         </w:rPr>
-        <w:t>What this room actually said — worth carrying into Part 3:</w:t>
+        <w:t>What this room actually said:</w:t>
       </w:r>
     </w:p>
     <w:tbl>
@@ -2712,6 +2757,102 @@
       <w:tblGrid>
         <w:gridCol w:w="9792"/>
       </w:tblGrid>
+      <w:tr>
+        <w:trPr>
+          <w:cantSplit/>
+        </w:trPr>
+        <w:tc>
+          <w:tcPr>
+            <w:tcW w:type="dxa" w:w="9792"/>
+          </w:tcPr>
+          <w:p>
+            <w:pPr>
+              <w:spacing w:after="180" w:before="180"/>
+            </w:pPr>
+            <w:r/>
+          </w:p>
+        </w:tc>
+      </w:tr>
+      <w:tr>
+        <w:trPr>
+          <w:cantSplit/>
+        </w:trPr>
+        <w:tc>
+          <w:tcPr>
+            <w:tcW w:type="dxa" w:w="9792"/>
+          </w:tcPr>
+          <w:p>
+            <w:pPr>
+              <w:spacing w:after="180" w:before="180"/>
+            </w:pPr>
+            <w:r/>
+          </w:p>
+        </w:tc>
+      </w:tr>
+      <w:tr>
+        <w:trPr>
+          <w:cantSplit/>
+        </w:trPr>
+        <w:tc>
+          <w:tcPr>
+            <w:tcW w:type="dxa" w:w="9792"/>
+          </w:tcPr>
+          <w:p>
+            <w:pPr>
+              <w:spacing w:after="180" w:before="180"/>
+            </w:pPr>
+            <w:r/>
+          </w:p>
+        </w:tc>
+      </w:tr>
+      <w:tr>
+        <w:trPr>
+          <w:cantSplit/>
+        </w:trPr>
+        <w:tc>
+          <w:tcPr>
+            <w:tcW w:type="dxa" w:w="9792"/>
+          </w:tcPr>
+          <w:p>
+            <w:pPr>
+              <w:spacing w:after="180" w:before="180"/>
+            </w:pPr>
+            <w:r/>
+          </w:p>
+        </w:tc>
+      </w:tr>
+      <w:tr>
+        <w:trPr>
+          <w:cantSplit/>
+        </w:trPr>
+        <w:tc>
+          <w:tcPr>
+            <w:tcW w:type="dxa" w:w="9792"/>
+          </w:tcPr>
+          <w:p>
+            <w:pPr>
+              <w:spacing w:after="180" w:before="180"/>
+            </w:pPr>
+            <w:r/>
+          </w:p>
+        </w:tc>
+      </w:tr>
+      <w:tr>
+        <w:trPr>
+          <w:cantSplit/>
+        </w:trPr>
+        <w:tc>
+          <w:tcPr>
+            <w:tcW w:type="dxa" w:w="9792"/>
+          </w:tcPr>
+          <w:p>
+            <w:pPr>
+              <w:spacing w:after="180" w:before="180"/>
+            </w:pPr>
+            <w:r/>
+          </w:p>
+        </w:tc>
+      </w:tr>
       <w:tr>
         <w:trPr>
           <w:cantSplit/>
